--- a/Avanzado/Modulo5/documentacion/04_Residencias/Residencia-Clinica-Medica.docx
+++ b/Avanzado/Modulo5/documentacion/04_Residencias/Residencia-Clinica-Medica.docx
@@ -341,10 +341,10 @@
         <w:rPr>
           <w:b/>
         </w:rPr>
-        <w:t xml:space="preserve">Teléfono: </w:t>
+        <w:t xml:space="preserve">Consultas por mail: </w:t>
       </w:r>
       <w:r>
-        <w:t>4821-1600 int 51185</w:t>
+        <w:t>mwquiero@gmail.com</w:t>
       </w:r>
     </w:p>
     <w:p>
@@ -355,7 +355,7 @@
         <w:t xml:space="preserve">Mail: </w:t>
       </w:r>
       <w:r>
-        <w:t>clinicabz@lodetincho.com.ar</w:t>
+        <w:t>mwquiero@gmail.com</w:t>
       </w:r>
     </w:p>
     <w:p>
